--- a/pdf/docs/hierarchy_kind_exam.docx
+++ b/pdf/docs/hierarchy_kind_exam.docx
@@ -4,6 +4,7 @@
   <w:body>
     <w:p>
       <w:pPr>
+        <w:jc w:val="both"/>
         <w:rPr>
           <w:rFonts w:ascii="Arial" w:eastAsia="Arial" w:hAnsi="Arial" w:cs="Arial"/>
         </w:rPr>
@@ -87,6 +88,7 @@
           <w:numId w:val="17"/>
         </w:numPr>
         <w:ind w:left="426"/>
+        <w:jc w:val="both"/>
         <w:rPr>
           <w:rFonts w:ascii="Arial" w:hAnsi="Arial" w:cs="Arial"/>
           <w:b/>
@@ -210,6 +212,7 @@
           <w:numId w:val="17"/>
         </w:numPr>
         <w:ind w:left="426"/>
+        <w:jc w:val="both"/>
         <w:rPr>
           <w:rFonts w:ascii="Arial" w:hAnsi="Arial" w:cs="Arial"/>
           <w:b/>
@@ -242,27 +245,15 @@
         </w:rPr>
         <w:t xml:space="preserve">livrables de type </w:t>
       </w:r>
-      <w:proofErr w:type="gramStart"/>
-      <w:r>
-        <w:rPr>
-          <w:rFonts w:ascii="Arial" w:eastAsia="Arial" w:hAnsi="Arial" w:cs="Arial"/>
-          <w:b/>
-          <w:bCs/>
-          <w:sz w:val="20"/>
-          <w:szCs w:val="22"/>
-        </w:rPr>
-        <w:t>Vidéo(</w:t>
-      </w:r>
-      <w:proofErr w:type="gramEnd"/>
-      <w:r>
-        <w:rPr>
-          <w:rFonts w:ascii="Arial" w:eastAsia="Arial" w:hAnsi="Arial" w:cs="Arial"/>
-          <w:b/>
-          <w:bCs/>
-          <w:sz w:val="20"/>
-          <w:szCs w:val="22"/>
-        </w:rPr>
-        <w:t>.mp4)</w:t>
+      <w:r>
+        <w:rPr>
+          <w:rFonts w:ascii="Arial" w:eastAsia="Arial" w:hAnsi="Arial" w:cs="Arial"/>
+          <w:b/>
+          <w:bCs/>
+          <w:sz w:val="20"/>
+          <w:szCs w:val="22"/>
+        </w:rPr>
+        <w:t>Vidéo(.mp4)</w:t>
       </w:r>
       <w:r>
         <w:rPr>
@@ -310,6 +301,7 @@
         </w:numPr>
         <w:ind w:left="425" w:hanging="357"/>
         <w:contextualSpacing w:val="0"/>
+        <w:jc w:val="both"/>
         <w:rPr>
           <w:rFonts w:ascii="Arial" w:hAnsi="Arial" w:cs="Arial"/>
           <w:b/>
@@ -361,7 +353,6 @@
         </w:rPr>
         <w:t>+</w:t>
       </w:r>
-      <w:proofErr w:type="gramStart"/>
       <w:r>
         <w:rPr>
           <w:rFonts w:ascii="Arial" w:eastAsia="Arial" w:hAnsi="Arial" w:cs="Arial"/>
@@ -381,18 +372,7 @@
           <w:sz w:val="20"/>
           <w:szCs w:val="22"/>
         </w:rPr>
-        <w:t>(</w:t>
-      </w:r>
-      <w:proofErr w:type="gramEnd"/>
-      <w:r>
-        <w:rPr>
-          <w:rFonts w:ascii="Arial" w:eastAsia="Arial" w:hAnsi="Arial" w:cs="Arial"/>
-          <w:b/>
-          <w:bCs/>
-          <w:sz w:val="20"/>
-          <w:szCs w:val="22"/>
-        </w:rPr>
-        <w:t>.mp4)</w:t>
+        <w:t>(.mp4)</w:t>
       </w:r>
       <w:r>
         <w:rPr>
@@ -422,6 +402,7 @@
         </w:numPr>
         <w:spacing w:after="4" w:line="269" w:lineRule="auto"/>
         <w:ind w:left="284" w:right="-35" w:hanging="284"/>
+        <w:jc w:val="both"/>
         <w:rPr>
           <w:rFonts w:ascii="Arial" w:hAnsi="Arial" w:cs="Arial"/>
           <w:b/>
@@ -544,6 +525,7 @@
         </w:numPr>
         <w:spacing w:after="4" w:line="269" w:lineRule="auto"/>
         <w:ind w:left="567" w:right="-35" w:hanging="283"/>
+        <w:jc w:val="both"/>
         <w:rPr>
           <w:rFonts w:ascii="Arial" w:hAnsi="Arial" w:cs="Arial"/>
           <w:b/>
@@ -616,7 +598,21 @@
           <w:b/>
           <w:szCs w:val="22"/>
         </w:rPr>
-        <w:t>xamen surveillé via Moodle</w:t>
+        <w:t>xamen surveillé</w:t>
+      </w:r>
+      <w:r>
+        <w:rPr>
+          <w:b/>
+          <w:szCs w:val="22"/>
+        </w:rPr>
+        <w:t xml:space="preserve"> </w:t>
+      </w:r>
+      <w:r>
+        <w:rPr>
+          <w:b/>
+          <w:szCs w:val="22"/>
+        </w:rPr>
+        <w:t>via Moodle</w:t>
       </w:r>
       <w:r>
         <w:rPr>
@@ -624,6 +620,69 @@
           <w:szCs w:val="22"/>
         </w:rPr>
         <w:t xml:space="preserve"> à ESPRIT</w:t>
+      </w:r>
+      <w:r>
+        <w:rPr>
+          <w:b/>
+          <w:szCs w:val="22"/>
+        </w:rPr>
+        <w:t xml:space="preserve"> </w:t>
+      </w:r>
+      <w:r>
+        <w:rPr>
+          <w:rFonts w:ascii="Arial" w:eastAsia="Arial" w:hAnsi="Arial" w:cs="Arial"/>
+          <w:sz w:val="20"/>
+          <w:szCs w:val="20"/>
+        </w:rPr>
+        <w:t>(</w:t>
+      </w:r>
+      <w:r>
+        <w:rPr>
+          <w:rFonts w:ascii="Arial" w:eastAsia="Arial" w:hAnsi="Arial" w:cs="Arial"/>
+          <w:sz w:val="20"/>
+          <w:szCs w:val="20"/>
+        </w:rPr>
+        <w:t xml:space="preserve">Type de </w:t>
+      </w:r>
+      <w:r>
+        <w:rPr>
+          <w:rFonts w:ascii="Arial" w:eastAsia="Arial" w:hAnsi="Arial" w:cs="Arial"/>
+          <w:sz w:val="20"/>
+          <w:szCs w:val="20"/>
+        </w:rPr>
+        <w:t xml:space="preserve">Test QCM n’est </w:t>
+      </w:r>
+      <w:r>
+        <w:rPr>
+          <w:rFonts w:ascii="Arial" w:eastAsia="Arial" w:hAnsi="Arial" w:cs="Arial"/>
+          <w:sz w:val="20"/>
+          <w:szCs w:val="20"/>
+        </w:rPr>
+        <w:t xml:space="preserve">ni PDF, ni </w:t>
+      </w:r>
+      <w:r>
+        <w:rPr>
+          <w:rFonts w:ascii="Arial" w:eastAsia="Arial" w:hAnsi="Arial" w:cs="Arial"/>
+          <w:sz w:val="20"/>
+          <w:szCs w:val="20"/>
+        </w:rPr>
+        <w:t>vidéo</w:t>
+      </w:r>
+      <w:r>
+        <w:rPr>
+          <w:rFonts w:ascii="Arial" w:eastAsia="Arial" w:hAnsi="Arial" w:cs="Arial"/>
+          <w:sz w:val="20"/>
+          <w:szCs w:val="20"/>
+        </w:rPr>
+        <w:t>)</w:t>
+      </w:r>
+      <w:r>
+        <w:rPr>
+          <w:rFonts w:ascii="Arial" w:hAnsi="Arial" w:cs="Arial"/>
+          <w:sz w:val="20"/>
+          <w:szCs w:val="20"/>
+        </w:rPr>
+        <w:t> </w:t>
       </w:r>
     </w:p>
     <w:p>
@@ -635,6 +694,7 @@
         </w:numPr>
         <w:spacing w:after="4" w:line="269" w:lineRule="auto"/>
         <w:ind w:left="567" w:right="-35" w:hanging="283"/>
+        <w:jc w:val="both"/>
         <w:rPr>
           <w:rFonts w:ascii="Arial" w:hAnsi="Arial" w:cs="Arial"/>
           <w:b/>
@@ -727,18 +787,25 @@
           <w:b/>
           <w:szCs w:val="22"/>
         </w:rPr>
-        <w:t xml:space="preserve"> via la plateforme PGPG</w:t>
-      </w:r>
-      <w:r>
-        <w:rPr>
-          <w:b/>
-          <w:szCs w:val="22"/>
-        </w:rPr>
         <w:t xml:space="preserve"> </w:t>
       </w:r>
       <w:r>
         <w:rPr>
           <w:b/>
+          <w:szCs w:val="22"/>
+        </w:rPr>
+        <w:t>via la plateforme PGPG</w:t>
+      </w:r>
+      <w:r>
+        <w:rPr>
+          <w:b/>
+          <w:szCs w:val="22"/>
+        </w:rPr>
+        <w:t xml:space="preserve"> </w:t>
+      </w:r>
+      <w:r>
+        <w:rPr>
+          <w:b/>
           <w:i/>
           <w:iCs/>
           <w:color w:val="0000CC"/>
@@ -752,6 +819,62 @@
           <w:szCs w:val="22"/>
         </w:rPr>
         <w:t xml:space="preserve"> à ESPRIT</w:t>
+      </w:r>
+      <w:r>
+        <w:rPr>
+          <w:rFonts w:ascii="Arial" w:eastAsia="Arial" w:hAnsi="Arial" w:cs="Arial"/>
+          <w:sz w:val="20"/>
+          <w:szCs w:val="20"/>
+        </w:rPr>
+        <w:t xml:space="preserve"> </w:t>
+      </w:r>
+      <w:r>
+        <w:rPr>
+          <w:rFonts w:ascii="Arial" w:eastAsia="Arial" w:hAnsi="Arial" w:cs="Arial"/>
+          <w:sz w:val="20"/>
+          <w:szCs w:val="20"/>
+        </w:rPr>
+        <w:t>(</w:t>
+      </w:r>
+      <w:r>
+        <w:rPr>
+          <w:rFonts w:ascii="Arial" w:eastAsia="Arial" w:hAnsi="Arial" w:cs="Arial"/>
+          <w:sz w:val="20"/>
+          <w:szCs w:val="20"/>
+        </w:rPr>
+        <w:t xml:space="preserve">Type de </w:t>
+      </w:r>
+      <w:r>
+        <w:rPr>
+          <w:rFonts w:ascii="Arial" w:eastAsia="Arial" w:hAnsi="Arial" w:cs="Arial"/>
+          <w:sz w:val="20"/>
+          <w:szCs w:val="20"/>
+        </w:rPr>
+        <w:t xml:space="preserve">Dissertations ne sont </w:t>
+      </w:r>
+      <w:r>
+        <w:rPr>
+          <w:rFonts w:ascii="Arial" w:eastAsia="Arial" w:hAnsi="Arial" w:cs="Arial"/>
+          <w:sz w:val="20"/>
+          <w:szCs w:val="20"/>
+        </w:rPr>
+        <w:t xml:space="preserve">ni PDF, ni </w:t>
+      </w:r>
+      <w:r>
+        <w:rPr>
+          <w:rFonts w:ascii="Arial" w:eastAsia="Arial" w:hAnsi="Arial" w:cs="Arial"/>
+          <w:sz w:val="20"/>
+          <w:szCs w:val="20"/>
+        </w:rPr>
+        <w:t>vidéo</w:t>
+      </w:r>
+      <w:r>
+        <w:rPr>
+          <w:rFonts w:ascii="Arial" w:eastAsia="Arial" w:hAnsi="Arial" w:cs="Arial"/>
+          <w:sz w:val="20"/>
+          <w:szCs w:val="20"/>
+        </w:rPr>
+        <w:t>)</w:t>
       </w:r>
     </w:p>
     <w:p>
@@ -763,6 +886,7 @@
         </w:numPr>
         <w:spacing w:after="4" w:line="269" w:lineRule="auto"/>
         <w:ind w:left="284" w:right="-35" w:hanging="284"/>
+        <w:jc w:val="both"/>
         <w:rPr>
           <w:rFonts w:ascii="Arial" w:hAnsi="Arial" w:cs="Arial"/>
           <w:sz w:val="20"/>
@@ -845,6 +969,7 @@
         </w:numPr>
         <w:spacing w:after="4" w:line="269" w:lineRule="auto"/>
         <w:ind w:left="567" w:right="-35" w:hanging="283"/>
+        <w:jc w:val="both"/>
         <w:rPr>
           <w:rFonts w:ascii="Arial" w:hAnsi="Arial" w:cs="Arial"/>
           <w:sz w:val="20"/>
@@ -927,6 +1052,7 @@
         </w:numPr>
         <w:spacing w:after="4" w:line="269" w:lineRule="auto"/>
         <w:ind w:left="851" w:right="-35" w:hanging="284"/>
+        <w:jc w:val="both"/>
         <w:rPr>
           <w:rFonts w:ascii="Arial" w:hAnsi="Arial" w:cs="Arial"/>
           <w:sz w:val="20"/>
@@ -1020,6 +1146,7 @@
         </w:numPr>
         <w:spacing w:after="4" w:line="269" w:lineRule="auto"/>
         <w:ind w:left="851" w:right="-35" w:hanging="284"/>
+        <w:jc w:val="both"/>
         <w:rPr>
           <w:rFonts w:ascii="Arial" w:hAnsi="Arial" w:cs="Arial"/>
           <w:sz w:val="20"/>
@@ -1126,6 +1253,7 @@
         </w:numPr>
         <w:spacing w:after="4" w:line="269" w:lineRule="auto"/>
         <w:ind w:left="851" w:right="-35" w:hanging="284"/>
+        <w:jc w:val="both"/>
         <w:rPr>
           <w:rFonts w:ascii="Arial" w:hAnsi="Arial" w:cs="Arial"/>
           <w:sz w:val="20"/>
@@ -1201,6 +1329,7 @@
         </w:numPr>
         <w:spacing w:after="4" w:line="269" w:lineRule="auto"/>
         <w:ind w:left="567" w:right="-35" w:hanging="283"/>
+        <w:jc w:val="both"/>
         <w:rPr>
           <w:rFonts w:ascii="Arial" w:hAnsi="Arial" w:cs="Arial"/>
           <w:sz w:val="20"/>
@@ -1276,6 +1405,7 @@
         </w:numPr>
         <w:spacing w:after="4" w:line="269" w:lineRule="auto"/>
         <w:ind w:left="284" w:right="-35" w:hanging="284"/>
+        <w:jc w:val="both"/>
         <w:rPr>
           <w:rFonts w:ascii="Arial" w:hAnsi="Arial" w:cs="Arial"/>
           <w:sz w:val="20"/>
@@ -1358,6 +1488,7 @@
         </w:numPr>
         <w:spacing w:after="4" w:line="269" w:lineRule="auto"/>
         <w:ind w:left="567" w:right="-35" w:hanging="283"/>
+        <w:jc w:val="both"/>
         <w:rPr>
           <w:rFonts w:ascii="Arial" w:hAnsi="Arial" w:cs="Arial"/>
           <w:sz w:val="20"/>
@@ -1433,6 +1564,7 @@
         </w:numPr>
         <w:spacing w:after="4" w:line="269" w:lineRule="auto"/>
         <w:ind w:left="567" w:right="-35" w:hanging="283"/>
+        <w:jc w:val="both"/>
         <w:rPr>
           <w:rFonts w:ascii="Arial" w:hAnsi="Arial" w:cs="Arial"/>
           <w:sz w:val="20"/>
@@ -1539,6 +1671,7 @@
         </w:numPr>
         <w:spacing w:after="4" w:line="269" w:lineRule="auto"/>
         <w:ind w:left="851" w:right="-35" w:hanging="284"/>
+        <w:jc w:val="both"/>
         <w:rPr>
           <w:rFonts w:ascii="Arial" w:hAnsi="Arial" w:cs="Arial"/>
           <w:sz w:val="20"/>
@@ -1627,6 +1760,7 @@
         </w:numPr>
         <w:spacing w:after="4" w:line="269" w:lineRule="auto"/>
         <w:ind w:left="851" w:right="-35" w:hanging="284"/>
+        <w:jc w:val="both"/>
         <w:rPr>
           <w:rFonts w:ascii="Arial" w:hAnsi="Arial" w:cs="Arial"/>
           <w:sz w:val="20"/>
@@ -1711,6 +1845,7 @@
       <w:pPr>
         <w:spacing w:after="4" w:line="269" w:lineRule="auto"/>
         <w:ind w:right="-35"/>
+        <w:jc w:val="both"/>
         <w:rPr>
           <w:rFonts w:ascii="Arial" w:eastAsia="Arial" w:hAnsi="Arial" w:cs="Arial"/>
           <w:i/>
@@ -1722,6 +1857,7 @@
       <w:pPr>
         <w:spacing w:after="4" w:line="269" w:lineRule="auto"/>
         <w:ind w:right="-35"/>
+        <w:jc w:val="both"/>
         <w:rPr>
           <w:rFonts w:ascii="Arial" w:eastAsia="Arial" w:hAnsi="Arial" w:cs="Arial"/>
           <w:i/>
@@ -1770,6 +1906,7 @@
       <w:pPr>
         <w:spacing w:after="4" w:line="269" w:lineRule="auto"/>
         <w:ind w:right="-35"/>
+        <w:jc w:val="both"/>
         <w:rPr>
           <w:rFonts w:ascii="Arial" w:eastAsia="Arial" w:hAnsi="Arial" w:cs="Arial"/>
           <w:i/>
@@ -1942,6 +2079,7 @@
       <w:pPr>
         <w:spacing w:after="4" w:line="269" w:lineRule="auto"/>
         <w:ind w:left="284" w:right="-35"/>
+        <w:jc w:val="both"/>
         <w:rPr>
           <w:rFonts w:ascii="Arial" w:eastAsia="Arial" w:hAnsi="Arial" w:cs="Arial"/>
           <w:i/>
@@ -2024,6 +2162,7 @@
       <w:pPr>
         <w:spacing w:after="4" w:line="269" w:lineRule="auto"/>
         <w:ind w:left="284" w:right="-35"/>
+        <w:jc w:val="both"/>
         <w:rPr>
           <w:rFonts w:ascii="Arial" w:eastAsia="Arial" w:hAnsi="Arial" w:cs="Arial"/>
           <w:i/>
@@ -2141,6 +2280,7 @@
       <w:pPr>
         <w:spacing w:after="4" w:line="269" w:lineRule="auto"/>
         <w:ind w:right="-35"/>
+        <w:jc w:val="both"/>
         <w:rPr>
           <w:rFonts w:ascii="Arial" w:eastAsia="Arial" w:hAnsi="Arial" w:cs="Arial"/>
           <w:i/>
@@ -2154,6 +2294,7 @@
       <w:pPr>
         <w:spacing w:after="4" w:line="269" w:lineRule="auto"/>
         <w:ind w:left="284" w:right="-35"/>
+        <w:jc w:val="both"/>
         <w:rPr>
           <w:rFonts w:ascii="Arial" w:eastAsia="Arial" w:hAnsi="Arial" w:cs="Arial"/>
           <w:i/>
@@ -2222,6 +2363,7 @@
       <w:pPr>
         <w:spacing w:after="4" w:line="269" w:lineRule="auto"/>
         <w:ind w:left="284" w:right="-35"/>
+        <w:jc w:val="both"/>
         <w:rPr>
           <w:rFonts w:ascii="Arial" w:eastAsia="Arial" w:hAnsi="Arial" w:cs="Arial"/>
           <w:i/>
@@ -2471,6 +2613,7 @@
       <w:pPr>
         <w:spacing w:after="4" w:line="269" w:lineRule="auto"/>
         <w:ind w:left="284" w:right="-35"/>
+        <w:jc w:val="both"/>
         <w:rPr>
           <w:rFonts w:ascii="Arial" w:eastAsia="Arial" w:hAnsi="Arial" w:cs="Arial"/>
           <w:i/>
@@ -2525,6 +2668,7 @@
       <w:pPr>
         <w:spacing w:after="4" w:line="269" w:lineRule="auto"/>
         <w:ind w:right="-35"/>
+        <w:jc w:val="both"/>
         <w:rPr>
           <w:rFonts w:ascii="Arial" w:eastAsia="Arial" w:hAnsi="Arial" w:cs="Arial"/>
           <w:i/>
